--- a/docs/content/glm_logistic_regression/glm_logistic_regression_activity.docx
+++ b/docs/content/glm_logistic_regression/glm_logistic_regression_activity.docx
@@ -1988,6 +1988,9 @@
           </m:e>
         </m:rad>
       </m:oMath>
+      <w:r>
+        <w:t xml:space="preserve">​</w:t>
+      </w:r>
     </w:p>
     <w:p>
       <w:pPr>
